--- a/docs/Анализ_полноты_и_непротиворечивости_Колпащикова_ИСП-402.docx
+++ b/docs/Анализ_полноты_и_непротиворечивости_Колпащикова_ИСП-402.docx
@@ -3,6 +3,26 @@
 <w:document xmlns:wpc="http://schemas.microsoft.com/office/word/2010/wordprocessingCanvas" xmlns:cx="http://schemas.microsoft.com/office/drawing/2014/chartex" xmlns:mc="http://schemas.openxmlformats.org/markup-compatibility/2006" xmlns:o="urn:schemas-microsoft-com:office:office" xmlns:r="http://schemas.openxmlformats.org/officeDocument/2006/relationships" xmlns:m="http://schemas.openxmlformats.org/officeDocument/2006/math" xmlns:v="urn:schemas-microsoft-com:vml" xmlns:wp14="http://schemas.microsoft.com/office/word/2010/wordprocessingDrawing" xmlns:wp="http://schemas.openxmlformats.org/drawingml/2006/wordprocessingDrawing" xmlns:w10="urn:schemas-microsoft-com:office:word" xmlns:w="http://schemas.openxmlformats.org/wordprocessingml/2006/main" xmlns:w14="http://schemas.microsoft.com/office/word/2010/wordml" xmlns:w15="http://schemas.microsoft.com/office/word/2012/wordml" xmlns:w16se="http://schemas.microsoft.com/office/word/2015/wordml/symex" xmlns:wpg="http://schemas.microsoft.com/office/word/2010/wordprocessingGroup" xmlns:wpi="http://schemas.microsoft.com/office/word/2010/wordprocessingInk" xmlns:wne="http://schemas.microsoft.com/office/word/2006/wordml" xmlns:wps="http://schemas.microsoft.com/office/word/2010/wordprocessingShape" mc:Ignorable="w14 w15 w16se wp14">
   <w:body>
     <w:p>
+      <w:pPr>
+        <w:jc w:val="center"/>
+        <w:rPr>
+          <w:b/>
+          <w:sz w:val="24"/>
+          <w:szCs w:val="24"/>
+        </w:rPr>
+      </w:pPr>
+      <w:bookmarkStart w:id="0" w:name="_GoBack"/>
+      <w:r>
+        <w:rPr>
+          <w:b/>
+          <w:sz w:val="24"/>
+          <w:szCs w:val="24"/>
+        </w:rPr>
+        <w:t>Анализ полноты и непротиворечивости</w:t>
+      </w:r>
+    </w:p>
+    <w:bookmarkEnd w:id="0"/>
+    <w:p>
       <w:r>
         <w:rPr>
           <w:sz w:val="24"/>
@@ -24,14 +44,7 @@
           <w:sz w:val="24"/>
           <w:szCs w:val="24"/>
         </w:rPr>
-        <w:t xml:space="preserve">, полноту по сценариям использования, однозначность формулировок и непротиворечивость требований </w:t>
-      </w:r>
-      <w:r>
-        <w:rPr>
-          <w:sz w:val="24"/>
-          <w:szCs w:val="24"/>
-        </w:rPr>
-        <w:t>друг другу, а также фиксирует выявленные замечания и способы их устранения.</w:t>
+        <w:t>, полноту по сценариям использования, однозначность формулировок и непротиворечивость требований друг другу, а также фиксирует выявленные замечания и способы их устранения.</w:t>
       </w:r>
     </w:p>
     <w:p>
@@ -48,15 +61,7 @@
           <w:sz w:val="24"/>
           <w:szCs w:val="24"/>
         </w:rPr>
-        <w:t>1.</w:t>
-      </w:r>
-      <w:r>
-        <w:rPr>
-          <w:b/>
-          <w:sz w:val="24"/>
-          <w:szCs w:val="24"/>
-        </w:rPr>
-        <w:t xml:space="preserve"> Проверка полноты по </w:t>
+        <w:t xml:space="preserve">1. Проверка полноты по </w:t>
       </w:r>
       <w:proofErr w:type="spellStart"/>
       <w:r>
@@ -91,21 +96,7 @@
           <w:sz w:val="24"/>
           <w:szCs w:val="24"/>
         </w:rPr>
-        <w:t xml:space="preserve"> из реестра, приведе</w:t>
-      </w:r>
-      <w:r>
-        <w:rPr>
-          <w:sz w:val="24"/>
-          <w:szCs w:val="24"/>
-        </w:rPr>
-        <w:t>нного в документе «Первичный анализ», проверено наличие в перечне требований не менее одного требова</w:t>
-      </w:r>
-      <w:r>
-        <w:rPr>
-          <w:sz w:val="24"/>
-          <w:szCs w:val="24"/>
-        </w:rPr>
-        <w:t>ния, непосредственно отражающего его ключевую потребность или опасение.</w:t>
+        <w:t xml:space="preserve"> из реестра, приведенного в документе «Первичный анализ», проверено наличие в перечне требований не менее одного требования, непосредственно отражающего его ключевую потребность или опасение.</w:t>
       </w:r>
     </w:p>
     <w:tbl>
@@ -132,12 +123,6 @@
         <w:gridCol w:w="1843"/>
       </w:tblGrid>
       <w:tr>
-        <w:tblPrEx>
-          <w:tblCellMar>
-            <w:top w:w="0" w:type="dxa"/>
-            <w:bottom w:w="0" w:type="dxa"/>
-          </w:tblCellMar>
-        </w:tblPrEx>
         <w:trPr>
           <w:tblHeader/>
         </w:trPr>
@@ -233,12 +218,6 @@
         </w:tc>
       </w:tr>
       <w:tr>
-        <w:tblPrEx>
-          <w:tblCellMar>
-            <w:top w:w="0" w:type="dxa"/>
-            <w:bottom w:w="0" w:type="dxa"/>
-          </w:tblCellMar>
-        </w:tblPrEx>
         <w:tc>
           <w:tcPr>
             <w:tcW w:w="2591" w:type="dxa"/>
@@ -254,13 +233,7 @@
               <w:rPr>
                 <w:sz w:val="20"/>
               </w:rPr>
-              <w:t>StH-</w:t>
-            </w:r>
-            <w:r>
-              <w:rPr>
-                <w:sz w:val="20"/>
-              </w:rPr>
-              <w:t>01 — Администратор/владелец</w:t>
+              <w:t>StH-01 — Администратор/владелец</w:t>
             </w:r>
           </w:p>
         </w:tc>
@@ -453,12 +426,6 @@
         </w:tc>
       </w:tr>
       <w:tr>
-        <w:tblPrEx>
-          <w:tblCellMar>
-            <w:top w:w="0" w:type="dxa"/>
-            <w:bottom w:w="0" w:type="dxa"/>
-          </w:tblCellMar>
-        </w:tblPrEx>
         <w:tc>
           <w:tcPr>
             <w:tcW w:w="2591" w:type="dxa"/>
@@ -474,13 +441,7 @@
               <w:rPr>
                 <w:sz w:val="20"/>
               </w:rPr>
-              <w:t>StH-</w:t>
-            </w:r>
-            <w:r>
-              <w:rPr>
-                <w:sz w:val="20"/>
-              </w:rPr>
-              <w:t>02 — Кондитер</w:t>
+              <w:t>StH-02 — Кондитер</w:t>
             </w:r>
           </w:p>
         </w:tc>
@@ -532,31 +493,7 @@
               <w:rPr>
                 <w:sz w:val="20"/>
               </w:rPr>
-              <w:t>FR-</w:t>
-            </w:r>
-            <w:r>
-              <w:rPr>
-                <w:sz w:val="20"/>
-              </w:rPr>
-              <w:t>09, FR-</w:t>
-            </w:r>
-            <w:r>
-              <w:rPr>
-                <w:sz w:val="20"/>
-              </w:rPr>
-              <w:t>10, FR-</w:t>
-            </w:r>
-            <w:r>
-              <w:rPr>
-                <w:sz w:val="20"/>
-              </w:rPr>
-              <w:t>12, NFR-</w:t>
-            </w:r>
-            <w:r>
-              <w:rPr>
-                <w:sz w:val="20"/>
-              </w:rPr>
-              <w:t>03</w:t>
+              <w:t>FR-09, FR-10, FR-12, NFR-03</w:t>
             </w:r>
           </w:p>
         </w:tc>
@@ -581,12 +518,6 @@
         </w:tc>
       </w:tr>
       <w:tr>
-        <w:tblPrEx>
-          <w:tblCellMar>
-            <w:top w:w="0" w:type="dxa"/>
-            <w:bottom w:w="0" w:type="dxa"/>
-          </w:tblCellMar>
-        </w:tblPrEx>
         <w:tc>
           <w:tcPr>
             <w:tcW w:w="2591" w:type="dxa"/>
@@ -602,13 +533,7 @@
               <w:rPr>
                 <w:sz w:val="20"/>
               </w:rPr>
-              <w:t>StH-</w:t>
-            </w:r>
-            <w:r>
-              <w:rPr>
-                <w:sz w:val="20"/>
-              </w:rPr>
-              <w:t>03 — Клиент</w:t>
+              <w:t>StH-03 — Клиент</w:t>
             </w:r>
           </w:p>
         </w:tc>
@@ -627,13 +552,7 @@
               <w:rPr>
                 <w:sz w:val="20"/>
               </w:rPr>
-              <w:t>Конструктор торта, онлайн-</w:t>
-            </w:r>
-            <w:r>
-              <w:rPr>
-                <w:sz w:val="20"/>
-              </w:rPr>
-              <w:t>заказ, статус, история, отзывы, время доставки</w:t>
+              <w:t>Конструктор торта, онлайн-заказ, статус, история, отзывы, время доставки</w:t>
             </w:r>
           </w:p>
         </w:tc>
@@ -807,12 +726,6 @@
         </w:tc>
       </w:tr>
       <w:tr>
-        <w:tblPrEx>
-          <w:tblCellMar>
-            <w:top w:w="0" w:type="dxa"/>
-            <w:bottom w:w="0" w:type="dxa"/>
-          </w:tblCellMar>
-        </w:tblPrEx>
         <w:tc>
           <w:tcPr>
             <w:tcW w:w="2591" w:type="dxa"/>
@@ -828,13 +741,7 @@
               <w:rPr>
                 <w:sz w:val="20"/>
               </w:rPr>
-              <w:t>StH-</w:t>
-            </w:r>
-            <w:r>
-              <w:rPr>
-                <w:sz w:val="20"/>
-              </w:rPr>
-              <w:t>04 — Курьер</w:t>
+              <w:t>StH-04 — Курьер</w:t>
             </w:r>
           </w:p>
         </w:tc>
@@ -872,31 +779,7 @@
               <w:rPr>
                 <w:sz w:val="20"/>
               </w:rPr>
-              <w:t>FR-</w:t>
-            </w:r>
-            <w:r>
-              <w:rPr>
-                <w:sz w:val="20"/>
-              </w:rPr>
-              <w:t>14, FR-</w:t>
-            </w:r>
-            <w:r>
-              <w:rPr>
-                <w:sz w:val="20"/>
-              </w:rPr>
-              <w:t>15, FR-</w:t>
-            </w:r>
-            <w:r>
-              <w:rPr>
-                <w:sz w:val="20"/>
-              </w:rPr>
-              <w:t>1</w:t>
-            </w:r>
-            <w:r>
-              <w:rPr>
-                <w:sz w:val="20"/>
-              </w:rPr>
-              <w:t>7</w:t>
+              <w:t>FR-14, FR-15, FR-17</w:t>
             </w:r>
           </w:p>
         </w:tc>
@@ -1007,28 +890,7 @@
           <w:sz w:val="24"/>
           <w:szCs w:val="24"/>
         </w:rPr>
-        <w:t>Для каждого шага основного потока сценариев UC-</w:t>
-      </w:r>
-      <w:r>
-        <w:rPr>
-          <w:sz w:val="24"/>
-          <w:szCs w:val="24"/>
-        </w:rPr>
-        <w:t>1 – UC-</w:t>
-      </w:r>
-      <w:r>
-        <w:rPr>
-          <w:sz w:val="24"/>
-          <w:szCs w:val="24"/>
-        </w:rPr>
-        <w:t>4 (см. документ «Сценарии использования системы») проверено наличие соответствующего функционального требования в перечне. Шаги, не имеющие соответствующего требования, являются свидетельством неполноты</w:t>
-      </w:r>
-      <w:r>
-        <w:rPr>
-          <w:sz w:val="24"/>
-          <w:szCs w:val="24"/>
-        </w:rPr>
-        <w:t xml:space="preserve"> перечня.</w:t>
+        <w:t>Для каждого шага основного потока сценариев UC-1 – UC-4 (см. документ «Сценарии использования системы») проверено наличие соответствующего функционального требования в перечне. Шаги, не имеющие соответствующего требования, являются свидетельством неполноты перечня.</w:t>
       </w:r>
     </w:p>
     <w:tbl>
@@ -1055,12 +917,6 @@
         <w:gridCol w:w="1751"/>
       </w:tblGrid>
       <w:tr>
-        <w:tblPrEx>
-          <w:tblCellMar>
-            <w:top w:w="0" w:type="dxa"/>
-            <w:bottom w:w="0" w:type="dxa"/>
-          </w:tblCellMar>
-        </w:tblPrEx>
         <w:tc>
           <w:tcPr>
             <w:tcW w:w="1200" w:type="dxa"/>
@@ -1151,12 +1007,6 @@
         </w:tc>
       </w:tr>
       <w:tr>
-        <w:tblPrEx>
-          <w:tblCellMar>
-            <w:top w:w="0" w:type="dxa"/>
-            <w:bottom w:w="0" w:type="dxa"/>
-          </w:tblCellMar>
-        </w:tblPrEx>
         <w:tc>
           <w:tcPr>
             <w:tcW w:w="1200" w:type="dxa"/>
@@ -1172,13 +1022,7 @@
               <w:rPr>
                 <w:sz w:val="20"/>
               </w:rPr>
-              <w:t>UC-</w:t>
-            </w:r>
-            <w:r>
-              <w:rPr>
-                <w:sz w:val="20"/>
-              </w:rPr>
-              <w:t>1</w:t>
+              <w:t>UC-1</w:t>
             </w:r>
           </w:p>
         </w:tc>
@@ -1216,13 +1060,7 @@
               <w:rPr>
                 <w:sz w:val="20"/>
               </w:rPr>
-              <w:t>FR-</w:t>
-            </w:r>
-            <w:r>
-              <w:rPr>
-                <w:sz w:val="20"/>
-              </w:rPr>
-              <w:t>03</w:t>
+              <w:t>FR-03</w:t>
             </w:r>
           </w:p>
         </w:tc>
@@ -1247,12 +1085,6 @@
         </w:tc>
       </w:tr>
       <w:tr>
-        <w:tblPrEx>
-          <w:tblCellMar>
-            <w:top w:w="0" w:type="dxa"/>
-            <w:bottom w:w="0" w:type="dxa"/>
-          </w:tblCellMar>
-        </w:tblPrEx>
         <w:tc>
           <w:tcPr>
             <w:tcW w:w="1200" w:type="dxa"/>
@@ -1268,13 +1100,7 @@
               <w:rPr>
                 <w:sz w:val="20"/>
               </w:rPr>
-              <w:t>UC-</w:t>
-            </w:r>
-            <w:r>
-              <w:rPr>
-                <w:sz w:val="20"/>
-              </w:rPr>
-              <w:t>1</w:t>
+              <w:t>UC-1</w:t>
             </w:r>
           </w:p>
         </w:tc>
@@ -1293,13 +1119,7 @@
               <w:rPr>
                 <w:sz w:val="20"/>
               </w:rPr>
-              <w:t>Шаг 4 (расче</w:t>
-            </w:r>
-            <w:r>
-              <w:rPr>
-                <w:sz w:val="20"/>
-              </w:rPr>
-              <w:t>т стоимости)</w:t>
+              <w:t>Шаг 4 (расчет стоимости)</w:t>
             </w:r>
           </w:p>
         </w:tc>
@@ -1318,13 +1138,7 @@
               <w:rPr>
                 <w:sz w:val="20"/>
               </w:rPr>
-              <w:t>FR-</w:t>
-            </w:r>
-            <w:r>
-              <w:rPr>
-                <w:sz w:val="20"/>
-              </w:rPr>
-              <w:t>08</w:t>
+              <w:t>FR-08</w:t>
             </w:r>
           </w:p>
         </w:tc>
@@ -1349,12 +1163,6 @@
         </w:tc>
       </w:tr>
       <w:tr>
-        <w:tblPrEx>
-          <w:tblCellMar>
-            <w:top w:w="0" w:type="dxa"/>
-            <w:bottom w:w="0" w:type="dxa"/>
-          </w:tblCellMar>
-        </w:tblPrEx>
         <w:tc>
           <w:tcPr>
             <w:tcW w:w="1200" w:type="dxa"/>
@@ -1370,13 +1178,7 @@
               <w:rPr>
                 <w:sz w:val="20"/>
               </w:rPr>
-              <w:t>UC-</w:t>
-            </w:r>
-            <w:r>
-              <w:rPr>
-                <w:sz w:val="20"/>
-              </w:rPr>
-              <w:t>1</w:t>
+              <w:t>UC-1</w:t>
             </w:r>
           </w:p>
         </w:tc>
@@ -1414,13 +1216,7 @@
               <w:rPr>
                 <w:sz w:val="20"/>
               </w:rPr>
-              <w:t>FR-</w:t>
-            </w:r>
-            <w:r>
-              <w:rPr>
-                <w:sz w:val="20"/>
-              </w:rPr>
-              <w:t>04</w:t>
+              <w:t>FR-04</w:t>
             </w:r>
           </w:p>
         </w:tc>
@@ -1445,12 +1241,6 @@
         </w:tc>
       </w:tr>
       <w:tr>
-        <w:tblPrEx>
-          <w:tblCellMar>
-            <w:top w:w="0" w:type="dxa"/>
-            <w:bottom w:w="0" w:type="dxa"/>
-          </w:tblCellMar>
-        </w:tblPrEx>
         <w:tc>
           <w:tcPr>
             <w:tcW w:w="1200" w:type="dxa"/>
@@ -1466,13 +1256,7 @@
               <w:rPr>
                 <w:sz w:val="20"/>
               </w:rPr>
-              <w:t>UC-</w:t>
-            </w:r>
-            <w:r>
-              <w:rPr>
-                <w:sz w:val="20"/>
-              </w:rPr>
-              <w:t>2</w:t>
+              <w:t>UC-2</w:t>
             </w:r>
           </w:p>
         </w:tc>
@@ -1524,13 +1308,7 @@
               <w:rPr>
                 <w:sz w:val="20"/>
               </w:rPr>
-              <w:t>FR-</w:t>
-            </w:r>
-            <w:r>
-              <w:rPr>
-                <w:sz w:val="20"/>
-              </w:rPr>
-              <w:t>09</w:t>
+              <w:t>FR-09</w:t>
             </w:r>
           </w:p>
         </w:tc>
@@ -1555,12 +1333,6 @@
         </w:tc>
       </w:tr>
       <w:tr>
-        <w:tblPrEx>
-          <w:tblCellMar>
-            <w:top w:w="0" w:type="dxa"/>
-            <w:bottom w:w="0" w:type="dxa"/>
-          </w:tblCellMar>
-        </w:tblPrEx>
         <w:tc>
           <w:tcPr>
             <w:tcW w:w="1200" w:type="dxa"/>
@@ -1576,13 +1348,7 @@
               <w:rPr>
                 <w:sz w:val="20"/>
               </w:rPr>
-              <w:t>UC-</w:t>
-            </w:r>
-            <w:r>
-              <w:rPr>
-                <w:sz w:val="20"/>
-              </w:rPr>
-              <w:t>2</w:t>
+              <w:t>UC-2</w:t>
             </w:r>
           </w:p>
         </w:tc>
@@ -1620,19 +1386,7 @@
               <w:rPr>
                 <w:sz w:val="20"/>
               </w:rPr>
-              <w:t>FR-</w:t>
-            </w:r>
-            <w:r>
-              <w:rPr>
-                <w:sz w:val="20"/>
-              </w:rPr>
-              <w:t>10, NFR-</w:t>
-            </w:r>
-            <w:r>
-              <w:rPr>
-                <w:sz w:val="20"/>
-              </w:rPr>
-              <w:t>03</w:t>
+              <w:t>FR-10, NFR-03</w:t>
             </w:r>
           </w:p>
         </w:tc>
@@ -1657,12 +1411,6 @@
         </w:tc>
       </w:tr>
       <w:tr>
-        <w:tblPrEx>
-          <w:tblCellMar>
-            <w:top w:w="0" w:type="dxa"/>
-            <w:bottom w:w="0" w:type="dxa"/>
-          </w:tblCellMar>
-        </w:tblPrEx>
         <w:tc>
           <w:tcPr>
             <w:tcW w:w="1200" w:type="dxa"/>
@@ -1679,13 +1427,7 @@
                 <w:sz w:val="20"/>
               </w:rPr>
               <w:lastRenderedPageBreak/>
-              <w:t>UC-</w:t>
-            </w:r>
-            <w:r>
-              <w:rPr>
-                <w:sz w:val="20"/>
-              </w:rPr>
-              <w:t>2</w:t>
+              <w:t>UC-2</w:t>
             </w:r>
           </w:p>
         </w:tc>
@@ -1723,13 +1465,7 @@
               <w:rPr>
                 <w:sz w:val="20"/>
               </w:rPr>
-              <w:t>FR-</w:t>
-            </w:r>
-            <w:r>
-              <w:rPr>
-                <w:sz w:val="20"/>
-              </w:rPr>
-              <w:t>15</w:t>
+              <w:t>FR-15</w:t>
             </w:r>
           </w:p>
         </w:tc>
@@ -1748,30 +1484,12 @@
               <w:rPr>
                 <w:sz w:val="20"/>
               </w:rPr>
-              <w:t xml:space="preserve">Покрыто (частично, требует уточнения </w:t>
-            </w:r>
-            <w:r>
-              <w:rPr>
-                <w:sz w:val="20"/>
-              </w:rPr>
-              <w:t>–</w:t>
-            </w:r>
-            <w:r>
-              <w:rPr>
-                <w:sz w:val="20"/>
-              </w:rPr>
-              <w:t xml:space="preserve"> см. п. 3)</w:t>
+              <w:t>Покрыто (частично, требует уточнения – см. п. 3)</w:t>
             </w:r>
           </w:p>
         </w:tc>
       </w:tr>
       <w:tr>
-        <w:tblPrEx>
-          <w:tblCellMar>
-            <w:top w:w="0" w:type="dxa"/>
-            <w:bottom w:w="0" w:type="dxa"/>
-          </w:tblCellMar>
-        </w:tblPrEx>
         <w:tc>
           <w:tcPr>
             <w:tcW w:w="1200" w:type="dxa"/>
@@ -1787,13 +1505,7 @@
               <w:rPr>
                 <w:sz w:val="20"/>
               </w:rPr>
-              <w:t>UC-</w:t>
-            </w:r>
-            <w:r>
-              <w:rPr>
-                <w:sz w:val="20"/>
-              </w:rPr>
-              <w:t>3</w:t>
+              <w:t>UC-3</w:t>
             </w:r>
           </w:p>
         </w:tc>
@@ -1831,13 +1543,7 @@
               <w:rPr>
                 <w:sz w:val="20"/>
               </w:rPr>
-              <w:t>FR-</w:t>
-            </w:r>
-            <w:r>
-              <w:rPr>
-                <w:sz w:val="20"/>
-              </w:rPr>
-              <w:t>13</w:t>
+              <w:t>FR-13</w:t>
             </w:r>
           </w:p>
         </w:tc>
@@ -1862,12 +1568,6 @@
         </w:tc>
       </w:tr>
       <w:tr>
-        <w:tblPrEx>
-          <w:tblCellMar>
-            <w:top w:w="0" w:type="dxa"/>
-            <w:bottom w:w="0" w:type="dxa"/>
-          </w:tblCellMar>
-        </w:tblPrEx>
         <w:tc>
           <w:tcPr>
             <w:tcW w:w="1200" w:type="dxa"/>
@@ -1883,13 +1583,7 @@
               <w:rPr>
                 <w:sz w:val="20"/>
               </w:rPr>
-              <w:t>UC-</w:t>
-            </w:r>
-            <w:r>
-              <w:rPr>
-                <w:sz w:val="20"/>
-              </w:rPr>
-              <w:t>3</w:t>
+              <w:t>UC-3</w:t>
             </w:r>
           </w:p>
         </w:tc>
@@ -1927,25 +1621,7 @@
               <w:rPr>
                 <w:sz w:val="20"/>
               </w:rPr>
-              <w:t>FR-</w:t>
-            </w:r>
-            <w:r>
-              <w:rPr>
-                <w:sz w:val="20"/>
-              </w:rPr>
-              <w:t>14, FR-</w:t>
-            </w:r>
-            <w:r>
-              <w:rPr>
-                <w:sz w:val="20"/>
-              </w:rPr>
-              <w:t>15, FR-</w:t>
-            </w:r>
-            <w:r>
-              <w:rPr>
-                <w:sz w:val="20"/>
-              </w:rPr>
-              <w:t>16</w:t>
+              <w:t>FR-14, FR-15, FR-16</w:t>
             </w:r>
           </w:p>
         </w:tc>
@@ -1970,12 +1646,6 @@
         </w:tc>
       </w:tr>
       <w:tr>
-        <w:tblPrEx>
-          <w:tblCellMar>
-            <w:top w:w="0" w:type="dxa"/>
-            <w:bottom w:w="0" w:type="dxa"/>
-          </w:tblCellMar>
-        </w:tblPrEx>
         <w:tc>
           <w:tcPr>
             <w:tcW w:w="1200" w:type="dxa"/>
@@ -1991,13 +1661,7 @@
               <w:rPr>
                 <w:sz w:val="20"/>
               </w:rPr>
-              <w:t>UC-</w:t>
-            </w:r>
-            <w:r>
-              <w:rPr>
-                <w:sz w:val="20"/>
-              </w:rPr>
-              <w:t>3</w:t>
+              <w:t>UC-3</w:t>
             </w:r>
           </w:p>
         </w:tc>
@@ -2035,13 +1699,7 @@
               <w:rPr>
                 <w:sz w:val="20"/>
               </w:rPr>
-              <w:t>FR-</w:t>
-            </w:r>
-            <w:r>
-              <w:rPr>
-                <w:sz w:val="20"/>
-              </w:rPr>
-              <w:t>17</w:t>
+              <w:t>FR-17</w:t>
             </w:r>
           </w:p>
         </w:tc>
@@ -2066,12 +1724,6 @@
         </w:tc>
       </w:tr>
       <w:tr>
-        <w:tblPrEx>
-          <w:tblCellMar>
-            <w:top w:w="0" w:type="dxa"/>
-            <w:bottom w:w="0" w:type="dxa"/>
-          </w:tblCellMar>
-        </w:tblPrEx>
         <w:tc>
           <w:tcPr>
             <w:tcW w:w="1200" w:type="dxa"/>
@@ -2087,13 +1739,7 @@
               <w:rPr>
                 <w:sz w:val="20"/>
               </w:rPr>
-              <w:t>UC-</w:t>
-            </w:r>
-            <w:r>
-              <w:rPr>
-                <w:sz w:val="20"/>
-              </w:rPr>
-              <w:t>4</w:t>
+              <w:t>UC-4</w:t>
             </w:r>
           </w:p>
         </w:tc>
@@ -2112,13 +1758,7 @@
               <w:rPr>
                 <w:sz w:val="20"/>
               </w:rPr>
-              <w:t>Шаги 1–2 (уче</w:t>
-            </w:r>
-            <w:r>
-              <w:rPr>
-                <w:sz w:val="20"/>
-              </w:rPr>
-              <w:t>т поступления сырья)</w:t>
+              <w:t>Шаги 1–2 (учет поступления сырья)</w:t>
             </w:r>
           </w:p>
         </w:tc>
@@ -2137,13 +1777,7 @@
               <w:rPr>
                 <w:sz w:val="20"/>
               </w:rPr>
-              <w:t>FR-</w:t>
-            </w:r>
-            <w:r>
-              <w:rPr>
-                <w:sz w:val="20"/>
-              </w:rPr>
-              <w:t>11</w:t>
+              <w:t>FR-11</w:t>
             </w:r>
           </w:p>
         </w:tc>
@@ -2168,12 +1802,6 @@
         </w:tc>
       </w:tr>
       <w:tr>
-        <w:tblPrEx>
-          <w:tblCellMar>
-            <w:top w:w="0" w:type="dxa"/>
-            <w:bottom w:w="0" w:type="dxa"/>
-          </w:tblCellMar>
-        </w:tblPrEx>
         <w:tc>
           <w:tcPr>
             <w:tcW w:w="1200" w:type="dxa"/>
@@ -2189,13 +1817,7 @@
               <w:rPr>
                 <w:sz w:val="20"/>
               </w:rPr>
-              <w:t>UC-</w:t>
-            </w:r>
-            <w:r>
-              <w:rPr>
-                <w:sz w:val="20"/>
-              </w:rPr>
-              <w:t>4</w:t>
+              <w:t>UC-4</w:t>
             </w:r>
           </w:p>
         </w:tc>
@@ -2214,13 +1836,7 @@
               <w:rPr>
                 <w:sz w:val="20"/>
               </w:rPr>
-              <w:t>Шаг 3 (пересче</w:t>
-            </w:r>
-            <w:r>
-              <w:rPr>
-                <w:sz w:val="20"/>
-              </w:rPr>
-              <w:t>т себестоимости)</w:t>
+              <w:t>Шаг 3 (пересчет себестоимости)</w:t>
             </w:r>
           </w:p>
         </w:tc>
@@ -2239,19 +1855,7 @@
               <w:rPr>
                 <w:sz w:val="20"/>
               </w:rPr>
-              <w:t>FR-</w:t>
-            </w:r>
-            <w:r>
-              <w:rPr>
-                <w:sz w:val="20"/>
-              </w:rPr>
-              <w:t>07, NFR-</w:t>
-            </w:r>
-            <w:r>
-              <w:rPr>
-                <w:sz w:val="20"/>
-              </w:rPr>
-              <w:t>01</w:t>
+              <w:t>FR-07, NFR-01</w:t>
             </w:r>
           </w:p>
         </w:tc>
@@ -2276,12 +1880,6 @@
         </w:tc>
       </w:tr>
       <w:tr>
-        <w:tblPrEx>
-          <w:tblCellMar>
-            <w:top w:w="0" w:type="dxa"/>
-            <w:bottom w:w="0" w:type="dxa"/>
-          </w:tblCellMar>
-        </w:tblPrEx>
         <w:tc>
           <w:tcPr>
             <w:tcW w:w="1200" w:type="dxa"/>
@@ -2297,13 +1895,7 @@
               <w:rPr>
                 <w:sz w:val="20"/>
               </w:rPr>
-              <w:t>UC-</w:t>
-            </w:r>
-            <w:r>
-              <w:rPr>
-                <w:sz w:val="20"/>
-              </w:rPr>
-              <w:t>4</w:t>
+              <w:t>UC-4</w:t>
             </w:r>
           </w:p>
         </w:tc>
@@ -2322,13 +1914,7 @@
               <w:rPr>
                 <w:sz w:val="20"/>
               </w:rPr>
-              <w:t>Шаги 6–7 (формирование отче</w:t>
-            </w:r>
-            <w:r>
-              <w:rPr>
-                <w:sz w:val="20"/>
-              </w:rPr>
-              <w:t>та)</w:t>
+              <w:t>Шаги 6–7 (формирование отчета)</w:t>
             </w:r>
           </w:p>
         </w:tc>
@@ -2347,13 +1933,7 @@
               <w:rPr>
                 <w:sz w:val="20"/>
               </w:rPr>
-              <w:t>FR-</w:t>
-            </w:r>
-            <w:r>
-              <w:rPr>
-                <w:sz w:val="20"/>
-              </w:rPr>
-              <w:t>18</w:t>
+              <w:t>FR-18</w:t>
             </w:r>
           </w:p>
         </w:tc>
@@ -2392,56 +1972,7 @@
           <w:sz w:val="24"/>
           <w:szCs w:val="24"/>
         </w:rPr>
-        <w:t>Замечание: шаг 7 сценария UC-</w:t>
-      </w:r>
-      <w:r>
-        <w:rPr>
-          <w:sz w:val="24"/>
-          <w:szCs w:val="24"/>
-        </w:rPr>
-        <w:t>2 («система направляет администратору уведомление о готовности заказа») формально относится к требованию FR-</w:t>
-      </w:r>
-      <w:r>
-        <w:rPr>
-          <w:sz w:val="24"/>
-          <w:szCs w:val="24"/>
-        </w:rPr>
-        <w:t>15, которое описывает уведомление об изменении статуса доставки, но не ув</w:t>
-      </w:r>
-      <w:r>
-        <w:rPr>
-          <w:sz w:val="24"/>
-          <w:szCs w:val="24"/>
-        </w:rPr>
-        <w:t>едомление о готовности изделия к отгрузке. Требование FR-</w:t>
-      </w:r>
-      <w:r>
-        <w:rPr>
-          <w:sz w:val="24"/>
-          <w:szCs w:val="24"/>
-        </w:rPr>
-        <w:t>15 рекомендуется уточнить (см. п. 4, замечание №1), либо ввести отдельное требование FR-</w:t>
-      </w:r>
-      <w:r>
-        <w:rPr>
-          <w:sz w:val="24"/>
-          <w:szCs w:val="24"/>
-        </w:rPr>
-        <w:t>21 «Уведомление о готовности заказа». Остальные шаги основных потоков всех четыре</w:t>
-      </w:r>
-      <w:r>
-        <w:rPr>
-          <w:sz w:val="24"/>
-          <w:szCs w:val="24"/>
-        </w:rPr>
-        <w:t>х сценариев обеспечены соответ</w:t>
-      </w:r>
-      <w:r>
-        <w:rPr>
-          <w:sz w:val="24"/>
-          <w:szCs w:val="24"/>
-        </w:rPr>
-        <w:t xml:space="preserve">ствующими функциональными требованиями </w:t>
+        <w:t xml:space="preserve">Замечание: шаг 7 сценария UC-2 («система направляет администратору уведомление о готовности заказа») формально относится к требованию FR-15, которое описывает уведомление об изменении статуса доставки, но не уведомление о готовности изделия к отгрузке. Требование FR-15 рекомендуется уточнить (см. п. 4, замечание №1), либо ввести отдельное требование FR-21 «Уведомление о готовности заказа». Остальные шаги основных потоков всех четырех сценариев обеспечены соответствующими функциональными требованиями </w:t>
       </w:r>
       <w:r>
         <w:rPr>
@@ -2497,21 +2028,7 @@
           <w:sz w:val="24"/>
           <w:szCs w:val="24"/>
         </w:rPr>
-        <w:t>Каждое требование перечня проверено на наличие оценочных прилагательных без количественного определения («быстро»</w:t>
-      </w:r>
-      <w:r>
-        <w:rPr>
-          <w:sz w:val="24"/>
-          <w:szCs w:val="24"/>
-        </w:rPr>
-        <w:t>, «наде</w:t>
-      </w:r>
-      <w:r>
-        <w:rPr>
-          <w:sz w:val="24"/>
-          <w:szCs w:val="24"/>
-        </w:rPr>
-        <w:t>жно», «удобно», «высокая точность» и т. п.). Ниже приведены результаты проверки формулировок, изначально содержавших подобные термины, и их измеримые эквиваленты, использованные в итоговой редакции перечня требований.</w:t>
+        <w:t>Каждое требование перечня проверено на наличие оценочных прилагательных без количественного определения («быстро», «надежно», «удобно», «высокая точность» и т. п.). Ниже приведены результаты проверки формулировок, изначально содержавших подобные термины, и их измеримые эквиваленты, использованные в итоговой редакции перечня требований.</w:t>
       </w:r>
     </w:p>
     <w:tbl>
@@ -2537,12 +2054,6 @@
         <w:gridCol w:w="4000"/>
       </w:tblGrid>
       <w:tr>
-        <w:tblPrEx>
-          <w:tblCellMar>
-            <w:top w:w="0" w:type="dxa"/>
-            <w:bottom w:w="0" w:type="dxa"/>
-          </w:tblCellMar>
-        </w:tblPrEx>
         <w:tc>
           <w:tcPr>
             <w:tcW w:w="1700" w:type="dxa"/>
@@ -2583,48 +2094,34 @@
                 <w:bCs/>
                 <w:sz w:val="20"/>
               </w:rPr>
-              <w:t>Неоднозначная формул</w:t>
-            </w:r>
+              <w:t>Неоднозначная формулировка (черновой вариант)</w:t>
+            </w:r>
+          </w:p>
+        </w:tc>
+        <w:tc>
+          <w:tcPr>
+            <w:tcW w:w="4000" w:type="dxa"/>
+            <w:shd w:val="clear" w:color="auto" w:fill="auto"/>
+            <w:vAlign w:val="center"/>
+          </w:tcPr>
+          <w:p>
+            <w:pPr>
+              <w:spacing w:after="60" w:line="276" w:lineRule="auto"/>
+              <w:ind w:firstLine="0"/>
+              <w:jc w:val="left"/>
+            </w:pPr>
             <w:r>
               <w:rPr>
                 <w:b/>
                 <w:bCs/>
                 <w:sz w:val="20"/>
               </w:rPr>
-              <w:t>ировка (черновой вариант)</w:t>
-            </w:r>
-          </w:p>
-        </w:tc>
-        <w:tc>
-          <w:tcPr>
-            <w:tcW w:w="4000" w:type="dxa"/>
-            <w:shd w:val="clear" w:color="auto" w:fill="auto"/>
-            <w:vAlign w:val="center"/>
-          </w:tcPr>
-          <w:p>
-            <w:pPr>
-              <w:spacing w:after="60" w:line="276" w:lineRule="auto"/>
-              <w:ind w:firstLine="0"/>
-              <w:jc w:val="left"/>
-            </w:pPr>
-            <w:r>
-              <w:rPr>
-                <w:b/>
-                <w:bCs/>
-                <w:sz w:val="20"/>
-              </w:rPr>
               <w:t>Измеримый критерий (итоговая редакция)</w:t>
             </w:r>
           </w:p>
         </w:tc>
       </w:tr>
       <w:tr>
-        <w:tblPrEx>
-          <w:tblCellMar>
-            <w:top w:w="0" w:type="dxa"/>
-            <w:bottom w:w="0" w:type="dxa"/>
-          </w:tblCellMar>
-        </w:tblPrEx>
         <w:tc>
           <w:tcPr>
             <w:tcW w:w="1700" w:type="dxa"/>
@@ -2640,19 +2137,7 @@
               <w:rPr>
                 <w:sz w:val="20"/>
               </w:rPr>
-              <w:t>FR-</w:t>
-            </w:r>
-            <w:r>
-              <w:rPr>
-                <w:sz w:val="20"/>
-              </w:rPr>
-              <w:t>07 / NFR-</w:t>
-            </w:r>
-            <w:r>
-              <w:rPr>
-                <w:sz w:val="20"/>
-              </w:rPr>
-              <w:t>01</w:t>
+              <w:t>FR-07 / NFR-01</w:t>
             </w:r>
           </w:p>
         </w:tc>
@@ -2690,24 +2175,12 @@
               <w:rPr>
                 <w:sz w:val="20"/>
               </w:rPr>
-              <w:t>«...не более чем за 20 секунд после изменения состава заказа или закупочной цены ингредиента» (NFR-</w:t>
-            </w:r>
-            <w:r>
-              <w:rPr>
-                <w:sz w:val="20"/>
-              </w:rPr>
-              <w:t>01)</w:t>
+              <w:t>«...не более чем за 20 секунд после изменения состава заказа или закупочной цены ингредиента» (NFR-01)</w:t>
             </w:r>
           </w:p>
         </w:tc>
       </w:tr>
       <w:tr>
-        <w:tblPrEx>
-          <w:tblCellMar>
-            <w:top w:w="0" w:type="dxa"/>
-            <w:bottom w:w="0" w:type="dxa"/>
-          </w:tblCellMar>
-        </w:tblPrEx>
         <w:tc>
           <w:tcPr>
             <w:tcW w:w="1700" w:type="dxa"/>
@@ -2723,19 +2196,7 @@
               <w:rPr>
                 <w:sz w:val="20"/>
               </w:rPr>
-              <w:t>FR-</w:t>
-            </w:r>
-            <w:r>
-              <w:rPr>
-                <w:sz w:val="20"/>
-              </w:rPr>
-              <w:t>05 / NFR-</w:t>
-            </w:r>
-            <w:r>
-              <w:rPr>
-                <w:sz w:val="20"/>
-              </w:rPr>
-              <w:t>02</w:t>
+              <w:t>FR-05 / NFR-02</w:t>
             </w:r>
           </w:p>
         </w:tc>
@@ -2773,24 +2234,12 @@
               <w:rPr>
                 <w:sz w:val="20"/>
               </w:rPr>
-              <w:t>«...не позднее чем через 1 минуту после его изменения» (NFR-</w:t>
-            </w:r>
-            <w:r>
-              <w:rPr>
-                <w:sz w:val="20"/>
-              </w:rPr>
-              <w:t>02)</w:t>
+              <w:t>«...не позднее чем через 1 минуту после его изменения» (NFR-02)</w:t>
             </w:r>
           </w:p>
         </w:tc>
       </w:tr>
       <w:tr>
-        <w:tblPrEx>
-          <w:tblCellMar>
-            <w:top w:w="0" w:type="dxa"/>
-            <w:bottom w:w="0" w:type="dxa"/>
-          </w:tblCellMar>
-        </w:tblPrEx>
         <w:tc>
           <w:tcPr>
             <w:tcW w:w="1700" w:type="dxa"/>
@@ -2806,19 +2255,7 @@
               <w:rPr>
                 <w:sz w:val="20"/>
               </w:rPr>
-              <w:t>FR-</w:t>
-            </w:r>
-            <w:r>
-              <w:rPr>
-                <w:sz w:val="20"/>
-              </w:rPr>
-              <w:t>03 / NFR-</w:t>
-            </w:r>
-            <w:r>
-              <w:rPr>
-                <w:sz w:val="20"/>
-              </w:rPr>
-              <w:t>05</w:t>
+              <w:t>FR-03 / NFR-05</w:t>
             </w:r>
           </w:p>
         </w:tc>
@@ -2856,24 +2293,12 @@
               <w:rPr>
                 <w:sz w:val="20"/>
               </w:rPr>
-              <w:t>«...не более чем за 3 шага оформления заказа» (NFR-</w:t>
-            </w:r>
-            <w:r>
-              <w:rPr>
-                <w:sz w:val="20"/>
-              </w:rPr>
-              <w:t>05)</w:t>
+              <w:t>«...не более чем за 3 шага оформления заказа» (NFR-05)</w:t>
             </w:r>
           </w:p>
         </w:tc>
       </w:tr>
       <w:tr>
-        <w:tblPrEx>
-          <w:tblCellMar>
-            <w:top w:w="0" w:type="dxa"/>
-            <w:bottom w:w="0" w:type="dxa"/>
-          </w:tblCellMar>
-        </w:tblPrEx>
         <w:tc>
           <w:tcPr>
             <w:tcW w:w="1700" w:type="dxa"/>
@@ -2889,19 +2314,7 @@
               <w:rPr>
                 <w:sz w:val="20"/>
               </w:rPr>
-              <w:t>FR-</w:t>
-            </w:r>
-            <w:r>
-              <w:rPr>
-                <w:sz w:val="20"/>
-              </w:rPr>
-              <w:t>10 / NFR-</w:t>
-            </w:r>
-            <w:r>
-              <w:rPr>
-                <w:sz w:val="20"/>
-              </w:rPr>
-              <w:t>03</w:t>
+              <w:t>FR-10 / NFR-03</w:t>
             </w:r>
           </w:p>
         </w:tc>
@@ -2920,13 +2333,7 @@
               <w:rPr>
                 <w:sz w:val="20"/>
               </w:rPr>
-              <w:t>«Списание сырья должно бы</w:t>
-            </w:r>
-            <w:r>
-              <w:rPr>
-                <w:sz w:val="20"/>
-              </w:rPr>
-              <w:t>ть точным»</w:t>
+              <w:t>«Списание сырья должно быть точным»</w:t>
             </w:r>
           </w:p>
         </w:tc>
@@ -2945,24 +2352,12 @@
               <w:rPr>
                 <w:sz w:val="20"/>
               </w:rPr>
-              <w:t>«...с точностью до грамма, указанного в технологической карте» (NFR-</w:t>
-            </w:r>
-            <w:r>
-              <w:rPr>
-                <w:sz w:val="20"/>
-              </w:rPr>
-              <w:t>03)</w:t>
+              <w:t>«...с точностью до грамма, указанного в технологической карте» (NFR-03)</w:t>
             </w:r>
           </w:p>
         </w:tc>
       </w:tr>
       <w:tr>
-        <w:tblPrEx>
-          <w:tblCellMar>
-            <w:top w:w="0" w:type="dxa"/>
-            <w:bottom w:w="0" w:type="dxa"/>
-          </w:tblCellMar>
-        </w:tblPrEx>
         <w:tc>
           <w:tcPr>
             <w:tcW w:w="1700" w:type="dxa"/>
@@ -2978,13 +2373,7 @@
               <w:rPr>
                 <w:sz w:val="20"/>
               </w:rPr>
-              <w:t>FR-</w:t>
-            </w:r>
-            <w:r>
-              <w:rPr>
-                <w:sz w:val="20"/>
-              </w:rPr>
-              <w:t>16</w:t>
+              <w:t>FR-16</w:t>
             </w:r>
           </w:p>
         </w:tc>
@@ -3022,24 +2411,12 @@
               <w:rPr>
                 <w:sz w:val="20"/>
               </w:rPr>
-              <w:t>«...с точностью в 15 минут погрешности по времени» (FR-</w:t>
-            </w:r>
-            <w:r>
-              <w:rPr>
-                <w:sz w:val="20"/>
-              </w:rPr>
-              <w:t>19 в перечне)</w:t>
+              <w:t>«...с точностью в 15 минут погрешности по времени» (FR-19 в перечне)</w:t>
             </w:r>
           </w:p>
         </w:tc>
       </w:tr>
       <w:tr>
-        <w:tblPrEx>
-          <w:tblCellMar>
-            <w:top w:w="0" w:type="dxa"/>
-            <w:bottom w:w="0" w:type="dxa"/>
-          </w:tblCellMar>
-        </w:tblPrEx>
         <w:tc>
           <w:tcPr>
             <w:tcW w:w="1700" w:type="dxa"/>
@@ -3055,13 +2432,7 @@
               <w:rPr>
                 <w:sz w:val="20"/>
               </w:rPr>
-              <w:t>NFR-</w:t>
-            </w:r>
-            <w:r>
-              <w:rPr>
-                <w:sz w:val="20"/>
-              </w:rPr>
-              <w:t>08</w:t>
+              <w:t>NFR-08</w:t>
             </w:r>
           </w:p>
         </w:tc>
@@ -3080,13 +2451,7 @@
               <w:rPr>
                 <w:sz w:val="20"/>
               </w:rPr>
-              <w:t>«Система должна быть наде</w:t>
-            </w:r>
-            <w:r>
-              <w:rPr>
-                <w:sz w:val="20"/>
-              </w:rPr>
-              <w:t>жной»</w:t>
+              <w:t>«Система должна быть надежной»</w:t>
             </w:r>
           </w:p>
         </w:tc>
@@ -3105,27 +2470,7 @@
               <w:rPr>
                 <w:sz w:val="20"/>
               </w:rPr>
-              <w:t>«Доступность системы... не менее 99</w:t>
-            </w:r>
-            <w:bookmarkStart w:id="0" w:name="_GoBack"/>
-            <w:r>
-              <w:rPr>
-                <w:sz w:val="20"/>
-              </w:rPr>
-              <w:t>%</w:t>
-            </w:r>
-            <w:bookmarkEnd w:id="0"/>
-            <w:r>
-              <w:rPr>
-                <w:sz w:val="20"/>
-              </w:rPr>
-              <w:t>» (NFR-</w:t>
-            </w:r>
-            <w:r>
-              <w:rPr>
-                <w:sz w:val="20"/>
-              </w:rPr>
-              <w:t>08)</w:t>
+              <w:t>«Доступность системы... не менее 99%» (NFR-08)</w:t>
             </w:r>
           </w:p>
         </w:tc>
@@ -3146,21 +2491,7 @@
           <w:szCs w:val="24"/>
         </w:rPr>
         <w:lastRenderedPageBreak/>
-        <w:t>По итогам проверки все требования итогового перечня, приведе</w:t>
-      </w:r>
-      <w:r>
-        <w:rPr>
-          <w:sz w:val="24"/>
-          <w:szCs w:val="24"/>
-        </w:rPr>
-        <w:t>нного в документе «Классификация и формализация требований», содержат измеримые критерии верификации; черновые формулировки с оценочными прилагател</w:t>
-      </w:r>
-      <w:r>
-        <w:rPr>
-          <w:sz w:val="24"/>
-          <w:szCs w:val="24"/>
-        </w:rPr>
-        <w:t>ьными заменены количественными показателями и не допущены в финальную редакцию.</w:t>
+        <w:t>По итогам проверки все требования итогового перечня, приведенного в документе «Классификация и формализация требований», содержат измеримые критерии верификации; черновые формулировки с оценочными прилагательными заменены количественными показателями и не допущены в финальную редакцию.</w:t>
       </w:r>
     </w:p>
     <w:p>
@@ -3186,14 +2517,7 @@
           <w:sz w:val="24"/>
           <w:szCs w:val="24"/>
         </w:rPr>
-        <w:t>Для пар требований, относящихся к одной функции или характеристике системы, проверена совместимость их одновременного выполнения. Ниже зафиксир</w:t>
-      </w:r>
-      <w:r>
-        <w:rPr>
-          <w:sz w:val="24"/>
-          <w:szCs w:val="24"/>
-        </w:rPr>
-        <w:t>ованы выявленные противоречия и предложены стратегии их разрешения.</w:t>
+        <w:t>Для пар требований, относящихся к одной функции или характеристике системы, проверена совместимость их одновременного выполнения. Ниже зафиксированы выявленные противоречия и предложены стратегии их разрешения.</w:t>
       </w:r>
     </w:p>
     <w:p>
@@ -3260,42 +2584,7 @@
           <w:sz w:val="24"/>
           <w:szCs w:val="24"/>
         </w:rPr>
-        <w:t>Требование FR-</w:t>
-      </w:r>
-      <w:r>
-        <w:rPr>
-          <w:sz w:val="24"/>
-          <w:szCs w:val="24"/>
-        </w:rPr>
-        <w:t>15 сформулировано как «отслеживание статуса доставки» и не охватывает уведомление о готовности заказа к выдаче/передаче в доставку, которое требуется на шаге 7 сценария UC-</w:t>
-      </w:r>
-      <w:r>
-        <w:rPr>
-          <w:sz w:val="24"/>
-          <w:szCs w:val="24"/>
-        </w:rPr>
-        <w:t>2. Формального противоречия между требованиями нет, но налицо смыслово</w:t>
-      </w:r>
-      <w:r>
-        <w:rPr>
-          <w:sz w:val="24"/>
-          <w:szCs w:val="24"/>
-        </w:rPr>
-        <w:t>й разрыв (не непротиворечивость, а неполнота отдельного требования). Стратегия разрешения: расширить формулировку FR-</w:t>
-      </w:r>
-      <w:r>
-        <w:rPr>
-          <w:sz w:val="24"/>
-          <w:szCs w:val="24"/>
-        </w:rPr>
-        <w:t>15 до «отслеживание и уведомление об изменении статуса заказа на всех этапах его жизненного цикла (готовность, передача в доставку, доставк</w:t>
-      </w:r>
-      <w:r>
-        <w:rPr>
-          <w:sz w:val="24"/>
-          <w:szCs w:val="24"/>
-        </w:rPr>
-        <w:t>а)», не вводя отдельного требования, чтобы избежать дублирования логики уведомлений.</w:t>
+        <w:t>Требование FR-15 сформулировано как «отслеживание статуса доставки» и не охватывает уведомление о готовности заказа к выдаче/передаче в доставку, которое требуется на шаге 7 сценария UC-2. Формального противоречия между требованиями нет, но налицо смысловой разрыв (не непротиворечивость, а неполнота отдельного требования). Стратегия разрешения: расширить формулировку FR-15 до «отслеживание и уведомление об изменении статуса заказа на всех этапах его жизненного цикла (готовность, передача в доставку, доставка)», не вводя отдельного требования, чтобы избежать дублирования логики уведомлений.</w:t>
       </w:r>
     </w:p>
     <w:p>
@@ -3353,15 +2642,7 @@
           <w:sz w:val="24"/>
           <w:szCs w:val="24"/>
         </w:rPr>
-        <w:t>01, история «хочу назначать курьера на</w:t>
-      </w:r>
-      <w:r>
-        <w:rPr>
-          <w:bCs/>
-          <w:sz w:val="24"/>
-          <w:szCs w:val="24"/>
-        </w:rPr>
-        <w:t xml:space="preserve"> заказ»).</w:t>
+        <w:t>01, история «хочу назначать курьера на заказ»).</w:t>
       </w:r>
     </w:p>
     <w:p>
@@ -3370,49 +2651,7 @@
           <w:sz w:val="24"/>
           <w:szCs w:val="24"/>
         </w:rPr>
-        <w:t>FR-</w:t>
-      </w:r>
-      <w:r>
-        <w:rPr>
-          <w:sz w:val="24"/>
-          <w:szCs w:val="24"/>
-        </w:rPr>
-        <w:t>13 описывает автоматическое распределение заказов между курьерами, тогда как пользовательская история администратора предполагает ручное назначение. При одновременной реализации обоих механизмов без че</w:t>
-      </w:r>
-      <w:r>
-        <w:rPr>
-          <w:sz w:val="24"/>
-          <w:szCs w:val="24"/>
-        </w:rPr>
-        <w:t>ткого разграничения приоритета возможна си</w:t>
-      </w:r>
-      <w:r>
-        <w:rPr>
-          <w:sz w:val="24"/>
-          <w:szCs w:val="24"/>
-        </w:rPr>
-        <w:t>туация, когда автоматическое распределение переопределяет ручное решение администратора, либо наоборот. Стратегия разрешения: в формулировке FR-</w:t>
-      </w:r>
-      <w:r>
-        <w:rPr>
-          <w:sz w:val="24"/>
-          <w:szCs w:val="24"/>
-        </w:rPr>
-        <w:t>13 закреплено, что автоматическое распределение выполняется по умолчанию, а ручное назначение администратором им</w:t>
-      </w:r>
-      <w:r>
-        <w:rPr>
-          <w:sz w:val="24"/>
-          <w:szCs w:val="24"/>
-        </w:rPr>
-        <w:t>еет приоритет и отменяет результат автоматического распределения для конкретного заказа (это уточнение перенесено в основной поток сценария UC-</w:t>
-      </w:r>
-      <w:r>
-        <w:rPr>
-          <w:sz w:val="24"/>
-          <w:szCs w:val="24"/>
-        </w:rPr>
-        <w:t>3, шаг 1: «...либо администратор назначает заказ вручную»).</w:t>
+        <w:t>FR-13 описывает автоматическое распределение заказов между курьерами, тогда как пользовательская история администратора предполагает ручное назначение. При одновременной реализации обоих механизмов без четкого разграничения приоритета возможна ситуация, когда автоматическое распределение переопределяет ручное решение администратора, либо наоборот. Стратегия разрешения: в формулировке FR-13 закреплено, что автоматическое распределение выполняется по умолчанию, а ручное назначение администратором имеет приоритет и отменяет результат автоматического распределения для конкретного заказа (это уточнение перенесено в основной поток сценария UC-3, шаг 1: «...либо администратор назначает заказ вручную»).</w:t>
       </w:r>
     </w:p>
     <w:p>
@@ -3454,15 +2693,7 @@
           <w:sz w:val="24"/>
           <w:szCs w:val="24"/>
         </w:rPr>
-        <w:t>0</w:t>
-      </w:r>
-      <w:r>
-        <w:rPr>
-          <w:bCs/>
-          <w:sz w:val="24"/>
-          <w:szCs w:val="24"/>
-        </w:rPr>
-        <w:t>3 (эмуляция оплаты) и FR</w:t>
+        <w:t>03 (эмуляция оплаты) и FR</w:t>
       </w:r>
       <w:r>
         <w:rPr>
@@ -3503,56 +2734,7 @@
           <w:sz w:val="24"/>
           <w:szCs w:val="24"/>
         </w:rPr>
-        <w:t>Формулировка FR-</w:t>
-      </w:r>
-      <w:r>
-        <w:rPr>
-          <w:sz w:val="24"/>
-          <w:szCs w:val="24"/>
-        </w:rPr>
-        <w:t>04 упоминает «онлайн-</w:t>
-      </w:r>
-      <w:r>
-        <w:rPr>
-          <w:sz w:val="24"/>
-          <w:szCs w:val="24"/>
-        </w:rPr>
-        <w:t>оплату заказа», что при поверхностном прочтении может быть истолковано как требование интеграции с реальным плате</w:t>
-      </w:r>
-      <w:r>
-        <w:rPr>
-          <w:sz w:val="24"/>
-          <w:szCs w:val="24"/>
-        </w:rPr>
-        <w:t>жным провайдером, тогда как ограничение CON-</w:t>
-      </w:r>
-      <w:r>
-        <w:rPr>
-          <w:sz w:val="24"/>
-          <w:szCs w:val="24"/>
-        </w:rPr>
-        <w:t>03 явно ис</w:t>
-      </w:r>
-      <w:r>
-        <w:rPr>
-          <w:sz w:val="24"/>
-          <w:szCs w:val="24"/>
-        </w:rPr>
-        <w:t>ключает такую интеграцию из объе</w:t>
-      </w:r>
-      <w:r>
-        <w:rPr>
-          <w:sz w:val="24"/>
-          <w:szCs w:val="24"/>
-        </w:rPr>
-        <w:t>ма работ. Противоречие снято на уровне формулировок: FR-</w:t>
-      </w:r>
-      <w:r>
-        <w:rPr>
-          <w:sz w:val="24"/>
-          <w:szCs w:val="24"/>
-        </w:rPr>
-        <w:t xml:space="preserve">04 описывает пользовательский </w:t>
+        <w:t xml:space="preserve">Формулировка FR-04 упоминает «онлайн-оплату заказа», что при поверхностном прочтении может быть истолковано как требование интеграции с реальным платежным провайдером, тогда как ограничение CON-03 явно исключает такую интеграцию из объема работ. Противоречие снято на уровне формулировок: FR-04 описывает пользовательский </w:t>
       </w:r>
       <w:r>
         <w:rPr>
@@ -3560,35 +2742,7 @@
           <w:szCs w:val="24"/>
         </w:rPr>
         <w:lastRenderedPageBreak/>
-        <w:t>сценарий оплаты (интерфейс и переход заказа в статус «оплачен»), а CON-</w:t>
-      </w:r>
-      <w:r>
-        <w:rPr>
-          <w:sz w:val="24"/>
-          <w:szCs w:val="24"/>
-        </w:rPr>
-        <w:t>03 ограничивает техническую реализацию этой функции рамками эмуляци</w:t>
-      </w:r>
-      <w:r>
-        <w:rPr>
-          <w:sz w:val="24"/>
-          <w:szCs w:val="24"/>
-        </w:rPr>
-        <w:t>и платежа. Рекомендуется явно указывать в тексте ТЗ (раздел «Требования к функциям»), что оплата реализуется в виде имитации без подключения реального плате</w:t>
-      </w:r>
-      <w:r>
-        <w:rPr>
-          <w:sz w:val="24"/>
-          <w:szCs w:val="24"/>
-        </w:rPr>
-        <w:t>жного шлюза, во избежание разночтений при прие</w:t>
-      </w:r>
-      <w:r>
-        <w:rPr>
-          <w:sz w:val="24"/>
-          <w:szCs w:val="24"/>
-        </w:rPr>
-        <w:t>мке работы.</w:t>
+        <w:t>сценарий оплаты (интерфейс и переход заказа в статус «оплачен»), а CON-03 ограничивает техническую реализацию этой функции рамками эмуляции платежа. Рекомендуется явно указывать в тексте ТЗ (раздел «Требования к функциям»), что оплата реализуется в виде имитации без подключения реального платежного шлюза, во избежание разночтений при приемке работы.</w:t>
       </w:r>
     </w:p>
     <w:p>
@@ -3630,15 +2784,7 @@
           <w:sz w:val="24"/>
           <w:szCs w:val="24"/>
         </w:rPr>
-        <w:t>06 (мас</w:t>
-      </w:r>
-      <w:r>
-        <w:rPr>
-          <w:bCs/>
-          <w:sz w:val="24"/>
-          <w:szCs w:val="24"/>
-        </w:rPr>
-        <w:t>штабируемость, 50 пользователей) и CON</w:t>
+        <w:t>06 (масштабируемость, 50 пользователей) и CON</w:t>
       </w:r>
       <w:r>
         <w:rPr>
@@ -3671,21 +2817,7 @@
           <w:sz w:val="24"/>
           <w:szCs w:val="24"/>
         </w:rPr>
-        <w:t>Python-</w:t>
-      </w:r>
-      <w:r>
-        <w:rPr>
-          <w:sz w:val="24"/>
-          <w:szCs w:val="24"/>
-        </w:rPr>
-        <w:t>фрей</w:t>
-      </w:r>
-      <w:r>
-        <w:rPr>
-          <w:sz w:val="24"/>
-          <w:szCs w:val="24"/>
-        </w:rPr>
-        <w:t>мворк</w:t>
+        <w:t>Python-фреймворк</w:t>
       </w:r>
       <w:proofErr w:type="spellEnd"/>
       <w:r>
@@ -3710,14 +2842,7 @@
           <w:sz w:val="24"/>
           <w:szCs w:val="24"/>
         </w:rPr>
-        <w:t>SQL на выделенном учебном сервере) и не требует платных облачных мощностей. Противоречия между требованиями не выявлено; величина 50 пользователей выбрана как реалистичная для масштаба одного предприятия и совместимая с ограничением CON-</w:t>
-      </w:r>
-      <w:r>
-        <w:rPr>
-          <w:sz w:val="24"/>
-          <w:szCs w:val="24"/>
-        </w:rPr>
-        <w:t>02.</w:t>
+        <w:t>SQL на выделенном учебном сервере) и не требует платных облачных мощностей. Противоречия между требованиями не выявлено; величина 50 пользователей выбрана как реалистичная для масштаба одного предприятия и совместимая с ограничением CON-02.</w:t>
       </w:r>
     </w:p>
     <w:p>
@@ -3726,28 +2851,7 @@
           <w:sz w:val="24"/>
           <w:szCs w:val="24"/>
         </w:rPr>
-        <w:t>По ито</w:t>
-      </w:r>
-      <w:r>
-        <w:rPr>
-          <w:sz w:val="24"/>
-          <w:szCs w:val="24"/>
-        </w:rPr>
-        <w:t>гам проверки на непротиворечивость выявлено одно замечание о неполноте отдельного требования (№1) и три случая, требующих уточнения формулировок во избежание неоднозначного толкования при прие</w:t>
-      </w:r>
-      <w:r>
-        <w:rPr>
-          <w:sz w:val="24"/>
-          <w:szCs w:val="24"/>
-        </w:rPr>
-        <w:t>мке (№2–№4); прямых логических противоречий, при которых одновре</w:t>
-      </w:r>
-      <w:r>
-        <w:rPr>
-          <w:sz w:val="24"/>
-          <w:szCs w:val="24"/>
-        </w:rPr>
-        <w:t>менное выполнение двух требований невозможно, не выявлено. Все предложенные уточнения формулировок учтены в итоговой редакции перечня требований и в тексте технического задания.</w:t>
+        <w:t>По итогам проверки на непротиворечивость выявлено одно замечание о неполноте отдельного требования (№1) и три случая, требующих уточнения формулировок во избежание неоднозначного толкования при приемке (№2–№4); прямых логических противоречий, при которых одновременное выполнение двух требований невозможно, не выявлено. Все предложенные уточнения формулировок учтены в итоговой редакции перечня требований и в тексте технического задания.</w:t>
       </w:r>
     </w:p>
     <w:sectPr>

--- a/docs/Анализ_полноты_и_непротиворечивости_Колпащикова_ИСП-402.docx
+++ b/docs/Анализ_полноты_и_непротиворечивости_Колпащикова_ИСП-402.docx
@@ -890,7 +890,7 @@
           <w:sz w:val="24"/>
           <w:szCs w:val="24"/>
         </w:rPr>
-        <w:t>Для каждого шага основного потока сценариев UC-1 – UC-4 (см. документ «Сценарии использования системы») проверено наличие соответствующего функционального требования в перечне. Шаги, не имеющие соответствующего требования, являются свидетельством неполноты перечня.</w:t>
+        <w:t>Для каждого шага основного потока сценариев UC-1 – UC-5 (см. документ «Сценарии использования системы») проверено наличие соответствующего функционального требования в перечне. Шаги, не имеющие соответствующего требования, являются свидетельством неполноты перечня.</w:t>
       </w:r>
     </w:p>
     <w:tbl>
@@ -1957,6 +1957,132 @@
           </w:p>
         </w:tc>
       </w:tr>
+      <w:tr>
+        <w:tc>
+          <w:tcPr>
+            <w:tcW w:type="dxa" w:w="1200"/>
+          </w:tcPr>
+          <w:p>
+            <w:r>
+              <w:t>UC-5</w:t>
+            </w:r>
+          </w:p>
+        </w:tc>
+        <w:tc>
+          <w:tcPr>
+            <w:tcW w:type="dxa" w:w="3600"/>
+          </w:tcPr>
+          <w:p>
+            <w:r>
+              <w:t>Шаги 1–3, 6–8 (просмотр списка, добавление и редактирование сотрудника)</w:t>
+            </w:r>
+          </w:p>
+        </w:tc>
+        <w:tc>
+          <w:tcPr>
+            <w:tcW w:type="dxa" w:w="2800"/>
+          </w:tcPr>
+          <w:p>
+            <w:r>
+              <w:t>FR-20</w:t>
+            </w:r>
+          </w:p>
+        </w:tc>
+        <w:tc>
+          <w:tcPr>
+            <w:tcW w:type="dxa" w:w="1751"/>
+          </w:tcPr>
+          <w:p>
+            <w:r>
+              <w:t>Покрыто</w:t>
+            </w:r>
+          </w:p>
+        </w:tc>
+      </w:tr>
+      <w:tr>
+        <w:tc>
+          <w:tcPr>
+            <w:tcW w:type="dxa" w:w="1200"/>
+          </w:tcPr>
+          <w:p>
+            <w:r>
+              <w:t>UC-5</w:t>
+            </w:r>
+          </w:p>
+        </w:tc>
+        <w:tc>
+          <w:tcPr>
+            <w:tcW w:type="dxa" w:w="3600"/>
+          </w:tcPr>
+          <w:p>
+            <w:r>
+              <w:t>Шаг 9 (удаление сотрудника)</w:t>
+            </w:r>
+          </w:p>
+        </w:tc>
+        <w:tc>
+          <w:tcPr>
+            <w:tcW w:type="dxa" w:w="2800"/>
+          </w:tcPr>
+          <w:p>
+            <w:r>
+              <w:t>FR-20</w:t>
+            </w:r>
+          </w:p>
+        </w:tc>
+        <w:tc>
+          <w:tcPr>
+            <w:tcW w:type="dxa" w:w="1751"/>
+          </w:tcPr>
+          <w:p>
+            <w:r>
+              <w:t>Покрыто (формулировка FR-20 расширена — см. замечание ниже)</w:t>
+            </w:r>
+          </w:p>
+        </w:tc>
+      </w:tr>
+      <w:tr>
+        <w:tc>
+          <w:tcPr>
+            <w:tcW w:type="dxa" w:w="1200"/>
+          </w:tcPr>
+          <w:p>
+            <w:r>
+              <w:t>UC-5</w:t>
+            </w:r>
+          </w:p>
+        </w:tc>
+        <w:tc>
+          <w:tcPr>
+            <w:tcW w:type="dxa" w:w="3600"/>
+          </w:tcPr>
+          <w:p>
+            <w:r>
+              <w:t>Специальные требования (ограничение доступа по роли)</w:t>
+            </w:r>
+          </w:p>
+        </w:tc>
+        <w:tc>
+          <w:tcPr>
+            <w:tcW w:type="dxa" w:w="2800"/>
+          </w:tcPr>
+          <w:p>
+            <w:r>
+              <w:t>NFR-09</w:t>
+            </w:r>
+          </w:p>
+        </w:tc>
+        <w:tc>
+          <w:tcPr>
+            <w:tcW w:type="dxa" w:w="1751"/>
+          </w:tcPr>
+          <w:p>
+            <w:r>
+              <w:t>Покрыто</w:t>
+            </w:r>
+          </w:p>
+        </w:tc>
+      </w:tr>
     </w:tbl>
     <w:p>
       <w:pPr>
@@ -1972,21 +2098,16 @@
           <w:sz w:val="24"/>
           <w:szCs w:val="24"/>
         </w:rPr>
-        <w:t xml:space="preserve">Замечание: шаг 7 сценария UC-2 («система направляет администратору уведомление о готовности заказа») формально относится к требованию FR-15, которое описывает уведомление об изменении статуса доставки, но не уведомление о готовности изделия к отгрузке. Требование FR-15 рекомендуется уточнить (см. п. 4, замечание №1), либо ввести отдельное требование FR-21 «Уведомление о готовности заказа». Остальные шаги основных потоков всех четырех сценариев обеспечены соответствующими функциональными требованиями </w:t>
-      </w:r>
-      <w:r>
-        <w:rPr>
-          <w:sz w:val="24"/>
-          <w:szCs w:val="24"/>
-        </w:rPr>
-        <w:sym w:font="Symbol" w:char="F02D"/>
-      </w:r>
-      <w:r>
-        <w:rPr>
-          <w:sz w:val="24"/>
-          <w:szCs w:val="24"/>
-        </w:rPr>
-        <w:t xml:space="preserve"> неполноты, требующей введения новых требований, не выявлено.</w:t>
+        <w:t>Замечание: шаг 7 сценария UC-2 («система направляет администратору уведомление о готовности заказа») формально относится к требованию FR-15, которое описывает уведомление об изменении статуса доставки, но не уведомление о готовности изделия к отгрузке. Требование FR-15 рекомендуется уточнить (см. п. 4, замечание №1), либо ввести отдельное требование FR-21 «Уведомление о готовности заказа». Остальные шаги основных потоков всех пяти сценариев обеспечены соответствующими функциональными требованиями; неполноты, требующей введения новых требований (помимо уточнения FR-15 и FR-20), не выявлено.</w:t>
+      </w:r>
+    </w:p>
+    <w:p>
+      <w:r>
+        <w:rPr>
+          <w:sz w:val="24"/>
+          <w:szCs w:val="24"/>
+        </w:rPr>
+        <w:t>Замечание: сценарий UC-5 («Управление сотрудниками администратором») на момент первой редакции перечня требований сопоставлялся с требованием FR-20, формулировка которого ограничивалась только назначением и изменением ролей сотрудников и не охватывала просмотр списка сотрудников, добавление новой учётной записи и её удаление (шаги 1–3 и 9 основного потока UC-5). Формулировка FR-20 расширена и теперь охватывает полный жизненный цикл учётной записи сотрудника (добавление, редактирование, назначение роли, удаление с проверкой отсутствия активных заказов или смены); соответствующие изменения внесены в документ «Классификация и формализация требований» и в раздел 6.4 технического задания. Отдельного нового требования не потребовалось.</w:t>
       </w:r>
     </w:p>
     <w:p>

--- a/docs/Анализ_полноты_и_непротиворечивости_Колпащикова_ИСП-402.docx
+++ b/docs/Анализ_полноты_и_непротиворечивости_Колпащикова_ИСП-402.docx
@@ -11,7 +11,6 @@
           <w:szCs w:val="24"/>
         </w:rPr>
       </w:pPr>
-      <w:bookmarkStart w:id="0" w:name="_GoBack"/>
       <w:r>
         <w:rPr>
           <w:b/>
@@ -21,7 +20,6 @@
         <w:t>Анализ полноты и непротиворечивости</w:t>
       </w:r>
     </w:p>
-    <w:bookmarkEnd w:id="0"/>
     <w:p>
       <w:r>
         <w:rPr>
@@ -1960,40 +1958,77 @@
       <w:tr>
         <w:tc>
           <w:tcPr>
-            <w:tcW w:type="dxa" w:w="1200"/>
-          </w:tcPr>
-          <w:p>
-            <w:r>
+            <w:tcW w:w="1200" w:type="dxa"/>
+          </w:tcPr>
+          <w:p>
+            <w:pPr>
+              <w:ind w:hanging="15"/>
+              <w:rPr>
+                <w:sz w:val="20"/>
+              </w:rPr>
+            </w:pPr>
+            <w:bookmarkStart w:id="0" w:name="_GoBack" w:colFirst="0" w:colLast="3"/>
+            <w:r>
+              <w:rPr>
+                <w:sz w:val="20"/>
+              </w:rPr>
               <w:t>UC-5</w:t>
             </w:r>
           </w:p>
         </w:tc>
         <w:tc>
           <w:tcPr>
-            <w:tcW w:type="dxa" w:w="3600"/>
-          </w:tcPr>
-          <w:p>
-            <w:r>
+            <w:tcW w:w="3600" w:type="dxa"/>
+          </w:tcPr>
+          <w:p>
+            <w:pPr>
+              <w:ind w:hanging="15"/>
+              <w:rPr>
+                <w:sz w:val="20"/>
+              </w:rPr>
+            </w:pPr>
+            <w:r>
+              <w:rPr>
+                <w:sz w:val="20"/>
+              </w:rPr>
               <w:t>Шаги 1–3, 6–8 (просмотр списка, добавление и редактирование сотрудника)</w:t>
             </w:r>
           </w:p>
         </w:tc>
         <w:tc>
           <w:tcPr>
-            <w:tcW w:type="dxa" w:w="2800"/>
-          </w:tcPr>
-          <w:p>
-            <w:r>
+            <w:tcW w:w="2800" w:type="dxa"/>
+          </w:tcPr>
+          <w:p>
+            <w:pPr>
+              <w:ind w:hanging="15"/>
+              <w:rPr>
+                <w:sz w:val="20"/>
+              </w:rPr>
+            </w:pPr>
+            <w:r>
+              <w:rPr>
+                <w:sz w:val="20"/>
+              </w:rPr>
               <w:t>FR-20</w:t>
             </w:r>
           </w:p>
         </w:tc>
         <w:tc>
           <w:tcPr>
-            <w:tcW w:type="dxa" w:w="1751"/>
-          </w:tcPr>
-          <w:p>
-            <w:r>
+            <w:tcW w:w="1751" w:type="dxa"/>
+          </w:tcPr>
+          <w:p>
+            <w:pPr>
+              <w:ind w:hanging="15"/>
+              <w:rPr>
+                <w:sz w:val="20"/>
+              </w:rPr>
+            </w:pPr>
+            <w:r>
+              <w:rPr>
+                <w:sz w:val="20"/>
+              </w:rPr>
               <w:t>Покрыто</w:t>
             </w:r>
           </w:p>
@@ -2002,40 +2037,76 @@
       <w:tr>
         <w:tc>
           <w:tcPr>
-            <w:tcW w:type="dxa" w:w="1200"/>
-          </w:tcPr>
-          <w:p>
-            <w:r>
+            <w:tcW w:w="1200" w:type="dxa"/>
+          </w:tcPr>
+          <w:p>
+            <w:pPr>
+              <w:ind w:hanging="15"/>
+              <w:rPr>
+                <w:sz w:val="20"/>
+              </w:rPr>
+            </w:pPr>
+            <w:r>
+              <w:rPr>
+                <w:sz w:val="20"/>
+              </w:rPr>
               <w:t>UC-5</w:t>
             </w:r>
           </w:p>
         </w:tc>
         <w:tc>
           <w:tcPr>
-            <w:tcW w:type="dxa" w:w="3600"/>
-          </w:tcPr>
-          <w:p>
-            <w:r>
+            <w:tcW w:w="3600" w:type="dxa"/>
+          </w:tcPr>
+          <w:p>
+            <w:pPr>
+              <w:ind w:hanging="15"/>
+              <w:rPr>
+                <w:sz w:val="20"/>
+              </w:rPr>
+            </w:pPr>
+            <w:r>
+              <w:rPr>
+                <w:sz w:val="20"/>
+              </w:rPr>
               <w:t>Шаг 9 (удаление сотрудника)</w:t>
             </w:r>
           </w:p>
         </w:tc>
         <w:tc>
           <w:tcPr>
-            <w:tcW w:type="dxa" w:w="2800"/>
-          </w:tcPr>
-          <w:p>
-            <w:r>
+            <w:tcW w:w="2800" w:type="dxa"/>
+          </w:tcPr>
+          <w:p>
+            <w:pPr>
+              <w:ind w:hanging="15"/>
+              <w:rPr>
+                <w:sz w:val="20"/>
+              </w:rPr>
+            </w:pPr>
+            <w:r>
+              <w:rPr>
+                <w:sz w:val="20"/>
+              </w:rPr>
               <w:t>FR-20</w:t>
             </w:r>
           </w:p>
         </w:tc>
         <w:tc>
           <w:tcPr>
-            <w:tcW w:type="dxa" w:w="1751"/>
-          </w:tcPr>
-          <w:p>
-            <w:r>
+            <w:tcW w:w="1751" w:type="dxa"/>
+          </w:tcPr>
+          <w:p>
+            <w:pPr>
+              <w:ind w:hanging="15"/>
+              <w:rPr>
+                <w:sz w:val="20"/>
+              </w:rPr>
+            </w:pPr>
+            <w:r>
+              <w:rPr>
+                <w:sz w:val="20"/>
+              </w:rPr>
               <w:t>Покрыто (формулировка FR-20 расширена — см. замечание ниже)</w:t>
             </w:r>
           </w:p>
@@ -2044,45 +2115,82 @@
       <w:tr>
         <w:tc>
           <w:tcPr>
-            <w:tcW w:type="dxa" w:w="1200"/>
-          </w:tcPr>
-          <w:p>
-            <w:r>
+            <w:tcW w:w="1200" w:type="dxa"/>
+          </w:tcPr>
+          <w:p>
+            <w:pPr>
+              <w:ind w:hanging="15"/>
+              <w:rPr>
+                <w:sz w:val="20"/>
+              </w:rPr>
+            </w:pPr>
+            <w:r>
+              <w:rPr>
+                <w:sz w:val="20"/>
+              </w:rPr>
               <w:t>UC-5</w:t>
             </w:r>
           </w:p>
         </w:tc>
         <w:tc>
           <w:tcPr>
-            <w:tcW w:type="dxa" w:w="3600"/>
-          </w:tcPr>
-          <w:p>
-            <w:r>
+            <w:tcW w:w="3600" w:type="dxa"/>
+          </w:tcPr>
+          <w:p>
+            <w:pPr>
+              <w:ind w:hanging="15"/>
+              <w:rPr>
+                <w:sz w:val="20"/>
+              </w:rPr>
+            </w:pPr>
+            <w:r>
+              <w:rPr>
+                <w:sz w:val="20"/>
+              </w:rPr>
               <w:t>Специальные требования (ограничение доступа по роли)</w:t>
             </w:r>
           </w:p>
         </w:tc>
         <w:tc>
           <w:tcPr>
-            <w:tcW w:type="dxa" w:w="2800"/>
-          </w:tcPr>
-          <w:p>
-            <w:r>
+            <w:tcW w:w="2800" w:type="dxa"/>
+          </w:tcPr>
+          <w:p>
+            <w:pPr>
+              <w:ind w:hanging="15"/>
+              <w:rPr>
+                <w:sz w:val="20"/>
+              </w:rPr>
+            </w:pPr>
+            <w:r>
+              <w:rPr>
+                <w:sz w:val="20"/>
+              </w:rPr>
               <w:t>NFR-09</w:t>
             </w:r>
           </w:p>
         </w:tc>
         <w:tc>
           <w:tcPr>
-            <w:tcW w:type="dxa" w:w="1751"/>
-          </w:tcPr>
-          <w:p>
-            <w:r>
+            <w:tcW w:w="1751" w:type="dxa"/>
+          </w:tcPr>
+          <w:p>
+            <w:pPr>
+              <w:ind w:hanging="15"/>
+              <w:rPr>
+                <w:sz w:val="20"/>
+              </w:rPr>
+            </w:pPr>
+            <w:r>
+              <w:rPr>
+                <w:sz w:val="20"/>
+              </w:rPr>
               <w:t>Покрыто</w:t>
             </w:r>
           </w:p>
         </w:tc>
       </w:tr>
+      <w:bookmarkEnd w:id="0"/>
     </w:tbl>
     <w:p>
       <w:pPr>
@@ -2149,6 +2257,7 @@
           <w:sz w:val="24"/>
           <w:szCs w:val="24"/>
         </w:rPr>
+        <w:lastRenderedPageBreak/>
         <w:t>Каждое требование перечня проверено на наличие оценочных прилагательных без количественного определения («быстро», «надежно», «удобно», «высокая точность» и т. п.). Ниже приведены результаты проверки формулировок, изначально содержавших подобные термины, и их измеримые эквиваленты, использованные в итоговой редакции перечня требований.</w:t>
       </w:r>
     </w:p>
@@ -2611,7 +2720,6 @@
           <w:sz w:val="24"/>
           <w:szCs w:val="24"/>
         </w:rPr>
-        <w:lastRenderedPageBreak/>
         <w:t>По итогам проверки все требования итогового перечня, приведенного в документе «Классификация и формализация требований», содержат измеримые критерии верификации; черновые формулировки с оценочными прилагательными заменены количественными показателями и не допущены в финальную редакцию.</w:t>
       </w:r>
     </w:p>
@@ -2715,6 +2823,7 @@
           <w:sz w:val="24"/>
           <w:szCs w:val="24"/>
         </w:rPr>
+        <w:lastRenderedPageBreak/>
         <w:t xml:space="preserve">Замечание №2 </w:t>
       </w:r>
       <w:r>
@@ -2855,15 +2964,7 @@
           <w:sz w:val="24"/>
           <w:szCs w:val="24"/>
         </w:rPr>
-        <w:t xml:space="preserve">Формулировка FR-04 упоминает «онлайн-оплату заказа», что при поверхностном прочтении может быть истолковано как требование интеграции с реальным платежным провайдером, тогда как ограничение CON-03 явно исключает такую интеграцию из объема работ. Противоречие снято на уровне формулировок: FR-04 описывает пользовательский </w:t>
-      </w:r>
-      <w:r>
-        <w:rPr>
-          <w:sz w:val="24"/>
-          <w:szCs w:val="24"/>
-        </w:rPr>
-        <w:lastRenderedPageBreak/>
-        <w:t>сценарий оплаты (интерфейс и переход заказа в статус «оплачен»), а CON-03 ограничивает техническую реализацию этой функции рамками эмуляции платежа. Рекомендуется явно указывать в тексте ТЗ (раздел «Требования к функциям»), что оплата реализуется в виде имитации без подключения реального платежного шлюза, во избежание разночтений при приемке работы.</w:t>
+        <w:t>Формулировка FR-04 упоминает «онлайн-оплату заказа», что при поверхностном прочтении может быть истолковано как требование интеграции с реальным платежным провайдером, тогда как ограничение CON-03 явно исключает такую интеграцию из объема работ. Противоречие снято на уровне формулировок: FR-04 описывает пользовательский сценарий оплаты (интерфейс и переход заказа в статус «оплачен»), а CON-03 ограничивает техническую реализацию этой функции рамками эмуляции платежа. Рекомендуется явно указывать в тексте ТЗ (раздел «Требования к функциям»), что оплата реализуется в виде имитации без подключения реального платежного шлюза, во избежание разночтений при приемке работы.</w:t>
       </w:r>
     </w:p>
     <w:p>
@@ -2972,7 +3073,15 @@
           <w:sz w:val="24"/>
           <w:szCs w:val="24"/>
         </w:rPr>
-        <w:t>По итогам проверки на непротиворечивость выявлено одно замечание о неполноте отдельного требования (№1) и три случая, требующих уточнения формулировок во избежание неоднозначного толкования при приемке (№2–№4); прямых логических противоречий, при которых одновременное выполнение двух требований невозможно, не выявлено. Все предложенные уточнения формулировок учтены в итоговой редакции перечня требований и в тексте технического задания.</w:t>
+        <w:t xml:space="preserve">По итогам проверки на непротиворечивость выявлено одно замечание о неполноте отдельного требования (№1) и три случая, требующих уточнения формулировок во избежание неоднозначного толкования при приемке (№2–№4); прямых логических противоречий, при которых одновременное выполнение двух требований невозможно, не </w:t>
+      </w:r>
+      <w:r>
+        <w:rPr>
+          <w:sz w:val="24"/>
+          <w:szCs w:val="24"/>
+        </w:rPr>
+        <w:lastRenderedPageBreak/>
+        <w:t>выявлено. Все предложенные уточнения формулировок учтены в итоговой редакции перечня требований и в тексте технического задания.</w:t>
       </w:r>
     </w:p>
     <w:sectPr>
